--- a/Cours/6eme/SaintExupery/Activités d'introductions/Chapitre 11 - Activité d'introduction.docx
+++ b/Cours/6eme/SaintExupery/Activités d'introductions/Chapitre 11 - Activité d'introduction.docx
@@ -35,7 +35,7 @@
       <w:tr>
         <w:tc>
           <w:tcPr>
-            <w:tcW w:w="3304" w:type="dxa"/>
+            <w:tcW w:w="3298" w:type="dxa"/>
             <w:tcBorders>
               <w:top w:val="single" w:sz="12" w:space="0" w:color="auto"/>
               <w:left w:val="single" w:sz="12" w:space="0" w:color="auto"/>
@@ -57,13 +57,13 @@
                 <w:b/>
                 <w:bCs/>
               </w:rPr>
-              <w:t>Vue de gauche</w:t>
+              <w:t>Vue de dessus</w:t>
             </w:r>
           </w:p>
         </w:tc>
         <w:tc>
           <w:tcPr>
-            <w:tcW w:w="3304" w:type="dxa"/>
+            <w:tcW w:w="3297" w:type="dxa"/>
             <w:tcBorders>
               <w:top w:val="single" w:sz="12" w:space="0" w:color="auto"/>
               <w:left w:val="single" w:sz="12" w:space="0" w:color="auto"/>
@@ -85,13 +85,14 @@
                 <w:b/>
                 <w:bCs/>
               </w:rPr>
-              <w:t>Vue de dessus</w:t>
+              <w:t>Vue isométrique</w:t>
             </w:r>
           </w:p>
         </w:tc>
         <w:tc>
           <w:tcPr>
-            <w:tcW w:w="3305" w:type="dxa"/>
+            <w:tcW w:w="3298" w:type="dxa"/>
+            <w:vMerge w:val="restart"/>
             <w:tcBorders>
               <w:top w:val="single" w:sz="12" w:space="0" w:color="auto"/>
               <w:left w:val="single" w:sz="12" w:space="0" w:color="auto"/>
@@ -101,19 +102,20 @@
           </w:tcPr>
           <w:p>
             <w:pPr>
+              <w:pStyle w:val="Paragraphedeliste"/>
+              <w:numPr>
+                <w:ilvl w:val="0"/>
+                <w:numId w:val="12"/>
+              </w:numPr>
               <w:spacing w:after="0"/>
-              <w:jc w:val="center"/>
+              <w:ind w:left="368"/>
               <w:rPr>
                 <w:b/>
                 <w:bCs/>
               </w:rPr>
             </w:pPr>
             <w:r>
-              <w:rPr>
-                <w:b/>
-                <w:bCs/>
-              </w:rPr>
-              <w:t>Vue de face</w:t>
+              <w:t>Voici un assemblage de cinq cubes identiques. La vue de dessus ci-contre de cet assemblage, est dite cotée car le nombre de cubes empilés dans chaque colonne est indiqué. Sur papier quadrillé, représenter les vues de face, de gauche et de droite de cet assemblage.</w:t>
             </w:r>
           </w:p>
         </w:tc>
@@ -121,7 +123,7 @@
       <w:tr>
         <w:tc>
           <w:tcPr>
-            <w:tcW w:w="3304" w:type="dxa"/>
+            <w:tcW w:w="3298" w:type="dxa"/>
             <w:tcBorders>
               <w:left w:val="single" w:sz="12" w:space="0" w:color="auto"/>
               <w:bottom w:val="single" w:sz="12" w:space="0" w:color="auto"/>
@@ -135,11 +137,14 @@
               <w:jc w:val="center"/>
             </w:pPr>
             <w:r>
+              <w:rPr>
+                <w:noProof/>
+              </w:rPr>
               <w:drawing>
-                <wp:inline distT="0" distB="0" distL="0" distR="0" wp14:anchorId="5B298EEE" wp14:editId="4C5765A8">
+                <wp:inline distT="0" distB="0" distL="0" distR="0" wp14:anchorId="51567856" wp14:editId="7D53584D">
                   <wp:extent cx="1944000" cy="1944000"/>
                   <wp:effectExtent l="0" t="0" r="0" b="0"/>
-                  <wp:docPr id="13" name="Graphique 13"/>
+                  <wp:docPr id="12" name="Graphique 12"/>
                   <wp:cNvGraphicFramePr>
                     <a:graphicFrameLocks xmlns:a="http://schemas.openxmlformats.org/drawingml/2006/main" noChangeAspect="1"/>
                   </wp:cNvGraphicFramePr>
@@ -181,7 +186,7 @@
         </w:tc>
         <w:tc>
           <w:tcPr>
-            <w:tcW w:w="3304" w:type="dxa"/>
+            <w:tcW w:w="3297" w:type="dxa"/>
             <w:tcBorders>
               <w:left w:val="single" w:sz="12" w:space="0" w:color="auto"/>
               <w:bottom w:val="single" w:sz="12" w:space="0" w:color="auto"/>
@@ -195,11 +200,14 @@
               <w:jc w:val="center"/>
             </w:pPr>
             <w:r>
+              <w:rPr>
+                <w:noProof/>
+              </w:rPr>
               <w:drawing>
-                <wp:inline distT="0" distB="0" distL="0" distR="0" wp14:anchorId="744DA2C1" wp14:editId="6D00A3F8">
+                <wp:inline distT="0" distB="0" distL="0" distR="0" wp14:anchorId="69D9A9B5" wp14:editId="5E506CFA">
                   <wp:extent cx="1944000" cy="1944000"/>
                   <wp:effectExtent l="0" t="0" r="0" b="0"/>
-                  <wp:docPr id="12" name="Graphique 12"/>
+                  <wp:docPr id="2" name="Graphique 2"/>
                   <wp:cNvGraphicFramePr>
                     <a:graphicFrameLocks xmlns:a="http://schemas.openxmlformats.org/drawingml/2006/main" noChangeAspect="1"/>
                   </wp:cNvGraphicFramePr>
@@ -241,7 +249,141 @@
         </w:tc>
         <w:tc>
           <w:tcPr>
-            <w:tcW w:w="3305" w:type="dxa"/>
+            <w:tcW w:w="3298" w:type="dxa"/>
+            <w:vMerge/>
+            <w:tcBorders>
+              <w:left w:val="single" w:sz="12" w:space="0" w:color="auto"/>
+              <w:bottom w:val="single" w:sz="12" w:space="0" w:color="auto"/>
+              <w:right w:val="single" w:sz="12" w:space="0" w:color="auto"/>
+            </w:tcBorders>
+            <w:vAlign w:val="center"/>
+          </w:tcPr>
+          <w:p>
+            <w:pPr>
+              <w:spacing w:after="0"/>
+              <w:jc w:val="center"/>
+            </w:pPr>
+          </w:p>
+        </w:tc>
+      </w:tr>
+      <w:tr>
+        <w:trPr>
+          <w:trHeight w:val="1088"/>
+        </w:trPr>
+        <w:tc>
+          <w:tcPr>
+            <w:tcW w:w="9893" w:type="dxa"/>
+            <w:gridSpan w:val="3"/>
+            <w:tcBorders>
+              <w:bottom w:val="single" w:sz="12" w:space="0" w:color="auto"/>
+            </w:tcBorders>
+            <w:vAlign w:val="center"/>
+          </w:tcPr>
+          <w:p>
+            <w:pPr>
+              <w:pStyle w:val="Paragraphedeliste"/>
+              <w:numPr>
+                <w:ilvl w:val="0"/>
+                <w:numId w:val="12"/>
+              </w:numPr>
+              <w:spacing w:after="0"/>
+            </w:pPr>
+            <w:r>
+              <w:t>Pour chacun des assemblages de cubes ci-dessous, représenter ses vues de face, de gauche, de dessus.</w:t>
+            </w:r>
+          </w:p>
+        </w:tc>
+      </w:tr>
+      <w:tr>
+        <w:tc>
+          <w:tcPr>
+            <w:tcW w:w="3298" w:type="dxa"/>
+            <w:tcBorders>
+              <w:top w:val="single" w:sz="12" w:space="0" w:color="auto"/>
+              <w:left w:val="single" w:sz="12" w:space="0" w:color="auto"/>
+              <w:right w:val="single" w:sz="12" w:space="0" w:color="auto"/>
+            </w:tcBorders>
+            <w:vAlign w:val="center"/>
+          </w:tcPr>
+          <w:p>
+            <w:pPr>
+              <w:spacing w:after="0"/>
+              <w:jc w:val="center"/>
+              <w:rPr>
+                <w:b/>
+                <w:bCs/>
+              </w:rPr>
+            </w:pPr>
+            <w:r>
+              <w:rPr>
+                <w:b/>
+                <w:bCs/>
+              </w:rPr>
+              <w:t>Assemblage 1</w:t>
+            </w:r>
+          </w:p>
+        </w:tc>
+        <w:tc>
+          <w:tcPr>
+            <w:tcW w:w="3297" w:type="dxa"/>
+            <w:tcBorders>
+              <w:top w:val="single" w:sz="12" w:space="0" w:color="auto"/>
+              <w:left w:val="single" w:sz="12" w:space="0" w:color="auto"/>
+              <w:right w:val="single" w:sz="12" w:space="0" w:color="auto"/>
+            </w:tcBorders>
+            <w:vAlign w:val="center"/>
+          </w:tcPr>
+          <w:p>
+            <w:pPr>
+              <w:spacing w:after="0"/>
+              <w:jc w:val="center"/>
+              <w:rPr>
+                <w:b/>
+                <w:bCs/>
+              </w:rPr>
+            </w:pPr>
+            <w:r>
+              <w:rPr>
+                <w:b/>
+                <w:bCs/>
+              </w:rPr>
+              <w:t>Assemblage 2</w:t>
+            </w:r>
+          </w:p>
+        </w:tc>
+        <w:tc>
+          <w:tcPr>
+            <w:tcW w:w="3298" w:type="dxa"/>
+            <w:tcBorders>
+              <w:top w:val="single" w:sz="12" w:space="0" w:color="auto"/>
+              <w:left w:val="single" w:sz="12" w:space="0" w:color="auto"/>
+              <w:right w:val="single" w:sz="12" w:space="0" w:color="auto"/>
+            </w:tcBorders>
+            <w:vAlign w:val="center"/>
+          </w:tcPr>
+          <w:p>
+            <w:pPr>
+              <w:spacing w:after="0"/>
+              <w:jc w:val="center"/>
+              <w:rPr>
+                <w:b/>
+                <w:bCs/>
+              </w:rPr>
+            </w:pPr>
+            <w:r>
+              <w:rPr>
+                <w:b/>
+                <w:bCs/>
+              </w:rPr>
+              <w:t>Assemblage 3</w:t>
+            </w:r>
+          </w:p>
+        </w:tc>
+      </w:tr>
+      <w:tr>
+        <w:tc>
+          <w:tcPr>
+            <w:tcW w:w="3298" w:type="dxa"/>
             <w:tcBorders>
               <w:left w:val="single" w:sz="12" w:space="0" w:color="auto"/>
               <w:bottom w:val="single" w:sz="12" w:space="0" w:color="auto"/>
@@ -255,11 +397,14 @@
               <w:jc w:val="center"/>
             </w:pPr>
             <w:r>
+              <w:rPr>
+                <w:noProof/>
+              </w:rPr>
               <w:drawing>
-                <wp:inline distT="0" distB="0" distL="0" distR="0" wp14:anchorId="0FE9C3F7" wp14:editId="14C147D8">
+                <wp:inline distT="0" distB="0" distL="0" distR="0" wp14:anchorId="7B4AC5E8" wp14:editId="064C96BF">
                   <wp:extent cx="1944000" cy="1944000"/>
                   <wp:effectExtent l="0" t="0" r="0" b="0"/>
-                  <wp:docPr id="11" name="Graphique 11"/>
+                  <wp:docPr id="15" name="Graphique 15"/>
                   <wp:cNvGraphicFramePr>
                     <a:graphicFrameLocks xmlns:a="http://schemas.openxmlformats.org/drawingml/2006/main" noChangeAspect="1"/>
                   </wp:cNvGraphicFramePr>
@@ -299,95 +444,9 @@
             </w:r>
           </w:p>
         </w:tc>
-      </w:tr>
-      <w:tr>
         <w:tc>
           <w:tcPr>
-            <w:tcW w:w="3304" w:type="dxa"/>
-            <w:tcBorders>
-              <w:top w:val="single" w:sz="12" w:space="0" w:color="auto"/>
-              <w:left w:val="single" w:sz="12" w:space="0" w:color="auto"/>
-              <w:right w:val="single" w:sz="12" w:space="0" w:color="auto"/>
-            </w:tcBorders>
-            <w:vAlign w:val="center"/>
-          </w:tcPr>
-          <w:p>
-            <w:pPr>
-              <w:spacing w:after="0"/>
-              <w:jc w:val="center"/>
-              <w:rPr>
-                <w:b/>
-                <w:bCs/>
-              </w:rPr>
-            </w:pPr>
-            <w:r>
-              <w:rPr>
-                <w:b/>
-                <w:bCs/>
-              </w:rPr>
-              <w:t>Vue isométrique</w:t>
-            </w:r>
-          </w:p>
-        </w:tc>
-        <w:tc>
-          <w:tcPr>
-            <w:tcW w:w="6609" w:type="dxa"/>
-            <w:gridSpan w:val="2"/>
-            <w:vMerge w:val="restart"/>
-            <w:tcBorders>
-              <w:left w:val="single" w:sz="12" w:space="0" w:color="auto"/>
-            </w:tcBorders>
-            <w:vAlign w:val="center"/>
-          </w:tcPr>
-          <w:p>
-            <w:pPr>
-              <w:pStyle w:val="Paragraphedeliste"/>
-              <w:numPr>
-                <w:ilvl w:val="0"/>
-                <w:numId w:val="8"/>
-              </w:numPr>
-              <w:ind w:left="406"/>
-            </w:pPr>
-            <w:r>
-              <w:t>Voici un assemblage de cinq cubes identiques.</w:t>
-            </w:r>
-            <w:r>
-              <w:t xml:space="preserve"> </w:t>
-            </w:r>
-            <w:r>
-              <w:t>La vue de dessus ci-contre de cet assemblage, est dite</w:t>
-            </w:r>
-            <w:r>
-              <w:t xml:space="preserve"> </w:t>
-            </w:r>
-            <w:r>
-              <w:t>cotée car le nombre de cubes empilés dans chaque</w:t>
-            </w:r>
-            <w:r>
-              <w:t xml:space="preserve"> </w:t>
-            </w:r>
-            <w:r>
-              <w:t>colonne est indiqué.</w:t>
-            </w:r>
-            <w:r>
-              <w:t xml:space="preserve"> </w:t>
-            </w:r>
-            <w:r>
-              <w:t>Sur papier quadrillé, représenter les vues de face,</w:t>
-            </w:r>
-            <w:r>
-              <w:t xml:space="preserve"> </w:t>
-            </w:r>
-            <w:r>
-              <w:t>de gauche et de droite de cet assemblage.</w:t>
-            </w:r>
-          </w:p>
-        </w:tc>
-      </w:tr>
-      <w:tr>
-        <w:tc>
-          <w:tcPr>
-            <w:tcW w:w="3304" w:type="dxa"/>
+            <w:tcW w:w="3297" w:type="dxa"/>
             <w:tcBorders>
               <w:left w:val="single" w:sz="12" w:space="0" w:color="auto"/>
               <w:bottom w:val="single" w:sz="12" w:space="0" w:color="auto"/>
@@ -401,11 +460,14 @@
               <w:jc w:val="center"/>
             </w:pPr>
             <w:r>
+              <w:rPr>
+                <w:noProof/>
+              </w:rPr>
               <w:drawing>
-                <wp:inline distT="0" distB="0" distL="0" distR="0" wp14:anchorId="01CD0BA7" wp14:editId="2560F220">
+                <wp:inline distT="0" distB="0" distL="0" distR="0" wp14:anchorId="4A5BCEAD" wp14:editId="01E923B6">
                   <wp:extent cx="1944000" cy="1944000"/>
                   <wp:effectExtent l="0" t="0" r="0" b="0"/>
-                  <wp:docPr id="14" name="Graphique 14"/>
+                  <wp:docPr id="16" name="Graphique 16"/>
                   <wp:cNvGraphicFramePr>
                     <a:graphicFrameLocks xmlns:a="http://schemas.openxmlformats.org/drawingml/2006/main" noChangeAspect="1"/>
                   </wp:cNvGraphicFramePr>
@@ -447,159 +509,7 @@
         </w:tc>
         <w:tc>
           <w:tcPr>
-            <w:tcW w:w="6609" w:type="dxa"/>
-            <w:gridSpan w:val="2"/>
-            <w:vMerge/>
-            <w:tcBorders>
-              <w:left w:val="single" w:sz="12" w:space="0" w:color="auto"/>
-            </w:tcBorders>
-            <w:vAlign w:val="center"/>
-          </w:tcPr>
-          <w:p>
-            <w:pPr>
-              <w:jc w:val="center"/>
-            </w:pPr>
-          </w:p>
-        </w:tc>
-      </w:tr>
-      <w:tr>
-        <w:trPr>
-          <w:trHeight w:val="1088"/>
-        </w:trPr>
-        <w:tc>
-          <w:tcPr>
-            <w:tcW w:w="9913" w:type="dxa"/>
-            <w:gridSpan w:val="3"/>
-            <w:tcBorders>
-              <w:bottom w:val="single" w:sz="12" w:space="0" w:color="auto"/>
-            </w:tcBorders>
-            <w:vAlign w:val="center"/>
-          </w:tcPr>
-          <w:p>
-            <w:pPr>
-              <w:pStyle w:val="Paragraphedeliste"/>
-              <w:numPr>
-                <w:ilvl w:val="0"/>
-                <w:numId w:val="8"/>
-              </w:numPr>
-              <w:spacing w:after="0"/>
-              <w:ind w:left="311"/>
-            </w:pPr>
-            <w:r>
-              <w:t>Pour chacun des assemblages de cubes ci-</w:t>
-            </w:r>
-            <w:r>
-              <w:t>dessous, r</w:t>
-            </w:r>
-            <w:r>
-              <w:t xml:space="preserve">eprésenter ses vues de face, de gauche, de </w:t>
-            </w:r>
-            <w:r>
-              <w:t>dessus</w:t>
-            </w:r>
-            <w:r>
-              <w:t>.</w:t>
-            </w:r>
-          </w:p>
-        </w:tc>
-      </w:tr>
-      <w:tr>
-        <w:tc>
-          <w:tcPr>
-            <w:tcW w:w="3304" w:type="dxa"/>
-            <w:tcBorders>
-              <w:top w:val="single" w:sz="12" w:space="0" w:color="auto"/>
-              <w:left w:val="single" w:sz="12" w:space="0" w:color="auto"/>
-              <w:right w:val="single" w:sz="12" w:space="0" w:color="auto"/>
-            </w:tcBorders>
-            <w:vAlign w:val="center"/>
-          </w:tcPr>
-          <w:p>
-            <w:pPr>
-              <w:spacing w:after="0"/>
-              <w:jc w:val="center"/>
-              <w:rPr>
-                <w:b/>
-                <w:bCs/>
-              </w:rPr>
-            </w:pPr>
-            <w:r>
-              <w:rPr>
-                <w:b/>
-                <w:bCs/>
-              </w:rPr>
-              <w:t>Assemblage 1</w:t>
-            </w:r>
-          </w:p>
-        </w:tc>
-        <w:tc>
-          <w:tcPr>
-            <w:tcW w:w="3304" w:type="dxa"/>
-            <w:tcBorders>
-              <w:top w:val="single" w:sz="12" w:space="0" w:color="auto"/>
-              <w:left w:val="single" w:sz="12" w:space="0" w:color="auto"/>
-              <w:right w:val="single" w:sz="12" w:space="0" w:color="auto"/>
-            </w:tcBorders>
-            <w:vAlign w:val="center"/>
-          </w:tcPr>
-          <w:p>
-            <w:pPr>
-              <w:spacing w:after="0"/>
-              <w:jc w:val="center"/>
-              <w:rPr>
-                <w:b/>
-                <w:bCs/>
-              </w:rPr>
-            </w:pPr>
-            <w:r>
-              <w:rPr>
-                <w:b/>
-                <w:bCs/>
-              </w:rPr>
-              <w:t>Assemblage 2</w:t>
-            </w:r>
-          </w:p>
-        </w:tc>
-        <w:tc>
-          <w:tcPr>
-            <w:tcW w:w="3305" w:type="dxa"/>
-            <w:tcBorders>
-              <w:top w:val="single" w:sz="12" w:space="0" w:color="auto"/>
-              <w:left w:val="single" w:sz="12" w:space="0" w:color="auto"/>
-              <w:right w:val="single" w:sz="12" w:space="0" w:color="auto"/>
-            </w:tcBorders>
-            <w:vAlign w:val="center"/>
-          </w:tcPr>
-          <w:p>
-            <w:pPr>
-              <w:spacing w:after="0"/>
-              <w:jc w:val="center"/>
-              <w:rPr>
-                <w:b/>
-                <w:bCs/>
-              </w:rPr>
-            </w:pPr>
-            <w:r>
-              <w:rPr>
-                <w:b/>
-                <w:bCs/>
-              </w:rPr>
-              <w:t xml:space="preserve">Assemblage </w:t>
-            </w:r>
-            <w:r>
-              <w:rPr>
-                <w:b/>
-                <w:bCs/>
-              </w:rPr>
-              <w:t>3</w:t>
-            </w:r>
-          </w:p>
-        </w:tc>
-      </w:tr>
-      <w:tr>
-        <w:tc>
-          <w:tcPr>
-            <w:tcW w:w="3304" w:type="dxa"/>
+            <w:tcW w:w="3298" w:type="dxa"/>
             <w:tcBorders>
               <w:left w:val="single" w:sz="12" w:space="0" w:color="auto"/>
               <w:bottom w:val="single" w:sz="12" w:space="0" w:color="auto"/>
@@ -613,11 +523,14 @@
               <w:jc w:val="center"/>
             </w:pPr>
             <w:r>
+              <w:rPr>
+                <w:noProof/>
+              </w:rPr>
               <w:drawing>
-                <wp:inline distT="0" distB="0" distL="0" distR="0" wp14:anchorId="7B4AC5E8" wp14:editId="064C96BF">
+                <wp:inline distT="0" distB="0" distL="0" distR="0" wp14:anchorId="1A8F5884" wp14:editId="241AE20A">
                   <wp:extent cx="1944000" cy="1944000"/>
                   <wp:effectExtent l="0" t="0" r="0" b="0"/>
-                  <wp:docPr id="15" name="Graphique 15"/>
+                  <wp:docPr id="17" name="Graphique 17"/>
                   <wp:cNvGraphicFramePr>
                     <a:graphicFrameLocks xmlns:a="http://schemas.openxmlformats.org/drawingml/2006/main" noChangeAspect="1"/>
                   </wp:cNvGraphicFramePr>
@@ -657,126 +570,6 @@
             </w:r>
           </w:p>
         </w:tc>
-        <w:tc>
-          <w:tcPr>
-            <w:tcW w:w="3304" w:type="dxa"/>
-            <w:tcBorders>
-              <w:left w:val="single" w:sz="12" w:space="0" w:color="auto"/>
-              <w:bottom w:val="single" w:sz="12" w:space="0" w:color="auto"/>
-              <w:right w:val="single" w:sz="12" w:space="0" w:color="auto"/>
-            </w:tcBorders>
-            <w:vAlign w:val="center"/>
-          </w:tcPr>
-          <w:p>
-            <w:pPr>
-              <w:spacing w:after="0"/>
-              <w:jc w:val="center"/>
-            </w:pPr>
-            <w:r>
-              <w:drawing>
-                <wp:inline distT="0" distB="0" distL="0" distR="0" wp14:anchorId="4A5BCEAD" wp14:editId="01E923B6">
-                  <wp:extent cx="1944000" cy="1944000"/>
-                  <wp:effectExtent l="0" t="0" r="0" b="0"/>
-                  <wp:docPr id="16" name="Graphique 16"/>
-                  <wp:cNvGraphicFramePr>
-                    <a:graphicFrameLocks xmlns:a="http://schemas.openxmlformats.org/drawingml/2006/main" noChangeAspect="1"/>
-                  </wp:cNvGraphicFramePr>
-                  <a:graphic xmlns:a="http://schemas.openxmlformats.org/drawingml/2006/main">
-                    <a:graphicData uri="http://schemas.openxmlformats.org/drawingml/2006/picture">
-                      <pic:pic xmlns:pic="http://schemas.openxmlformats.org/drawingml/2006/picture">
-                        <pic:nvPicPr>
-                          <pic:cNvPr id="1" name=""/>
-                          <pic:cNvPicPr/>
-                        </pic:nvPicPr>
-                        <pic:blipFill>
-                          <a:blip r:embed="rId18">
-                            <a:extLst>
-                              <a:ext uri="{96DAC541-7B7A-43D3-8B79-37D633B846F1}">
-                                <asvg:svgBlip xmlns:asvg="http://schemas.microsoft.com/office/drawing/2016/SVG/main" r:embed="rId19"/>
-                              </a:ext>
-                            </a:extLst>
-                          </a:blip>
-                          <a:stretch>
-                            <a:fillRect/>
-                          </a:stretch>
-                        </pic:blipFill>
-                        <pic:spPr>
-                          <a:xfrm>
-                            <a:off x="0" y="0"/>
-                            <a:ext cx="1944000" cy="1944000"/>
-                          </a:xfrm>
-                          <a:prstGeom prst="rect">
-                            <a:avLst/>
-                          </a:prstGeom>
-                        </pic:spPr>
-                      </pic:pic>
-                    </a:graphicData>
-                  </a:graphic>
-                </wp:inline>
-              </w:drawing>
-            </w:r>
-          </w:p>
-        </w:tc>
-        <w:tc>
-          <w:tcPr>
-            <w:tcW w:w="3305" w:type="dxa"/>
-            <w:tcBorders>
-              <w:left w:val="single" w:sz="12" w:space="0" w:color="auto"/>
-              <w:bottom w:val="single" w:sz="12" w:space="0" w:color="auto"/>
-              <w:right w:val="single" w:sz="12" w:space="0" w:color="auto"/>
-            </w:tcBorders>
-            <w:vAlign w:val="center"/>
-          </w:tcPr>
-          <w:p>
-            <w:pPr>
-              <w:spacing w:after="0"/>
-              <w:jc w:val="center"/>
-            </w:pPr>
-            <w:r>
-              <w:drawing>
-                <wp:inline distT="0" distB="0" distL="0" distR="0" wp14:anchorId="1A8F5884" wp14:editId="241AE20A">
-                  <wp:extent cx="1944000" cy="1944000"/>
-                  <wp:effectExtent l="0" t="0" r="0" b="0"/>
-                  <wp:docPr id="17" name="Graphique 17"/>
-                  <wp:cNvGraphicFramePr>
-                    <a:graphicFrameLocks xmlns:a="http://schemas.openxmlformats.org/drawingml/2006/main" noChangeAspect="1"/>
-                  </wp:cNvGraphicFramePr>
-                  <a:graphic xmlns:a="http://schemas.openxmlformats.org/drawingml/2006/main">
-                    <a:graphicData uri="http://schemas.openxmlformats.org/drawingml/2006/picture">
-                      <pic:pic xmlns:pic="http://schemas.openxmlformats.org/drawingml/2006/picture">
-                        <pic:nvPicPr>
-                          <pic:cNvPr id="1" name=""/>
-                          <pic:cNvPicPr/>
-                        </pic:nvPicPr>
-                        <pic:blipFill>
-                          <a:blip r:embed="rId20">
-                            <a:extLst>
-                              <a:ext uri="{96DAC541-7B7A-43D3-8B79-37D633B846F1}">
-                                <asvg:svgBlip xmlns:asvg="http://schemas.microsoft.com/office/drawing/2016/SVG/main" r:embed="rId21"/>
-                              </a:ext>
-                            </a:extLst>
-                          </a:blip>
-                          <a:stretch>
-                            <a:fillRect/>
-                          </a:stretch>
-                        </pic:blipFill>
-                        <pic:spPr>
-                          <a:xfrm>
-                            <a:off x="0" y="0"/>
-                            <a:ext cx="1944000" cy="1944000"/>
-                          </a:xfrm>
-                          <a:prstGeom prst="rect">
-                            <a:avLst/>
-                          </a:prstGeom>
-                        </pic:spPr>
-                      </pic:pic>
-                    </a:graphicData>
-                  </a:graphic>
-                </wp:inline>
-              </w:drawing>
-            </w:r>
-          </w:p>
-        </w:tc>
       </w:tr>
     </w:tbl>
     <w:p/>
@@ -811,10 +604,7 @@
         </w:rPr>
       </w:pPr>
       <w:r>
-        <w:t>Un polyèdre</w:t>
-      </w:r>
-      <w:r>
-        <w:t xml:space="preserve"> est un </w:t>
+        <w:t xml:space="preserve">Un polyèdre est un </w:t>
       </w:r>
       <w:r>
         <w:rPr>
@@ -1004,10 +794,10 @@
                           <pic:cNvPicPr/>
                         </pic:nvPicPr>
                         <pic:blipFill>
-                          <a:blip r:embed="rId22">
+                          <a:blip r:embed="rId18">
                             <a:extLst>
                               <a:ext uri="{96DAC541-7B7A-43D3-8B79-37D633B846F1}">
-                                <asvg:svgBlip xmlns:asvg="http://schemas.microsoft.com/office/drawing/2016/SVG/main" r:embed="rId23"/>
+                                <asvg:svgBlip xmlns:asvg="http://schemas.microsoft.com/office/drawing/2016/SVG/main" r:embed="rId19"/>
                               </a:ext>
                             </a:extLst>
                           </a:blip>
@@ -1061,10 +851,10 @@
                           <pic:cNvPicPr/>
                         </pic:nvPicPr>
                         <pic:blipFill rotWithShape="1">
-                          <a:blip r:embed="rId24">
+                          <a:blip r:embed="rId20">
                             <a:extLst>
                               <a:ext uri="{96DAC541-7B7A-43D3-8B79-37D633B846F1}">
-                                <asvg:svgBlip xmlns:asvg="http://schemas.microsoft.com/office/drawing/2016/SVG/main" r:embed="rId25"/>
+                                <asvg:svgBlip xmlns:asvg="http://schemas.microsoft.com/office/drawing/2016/SVG/main" r:embed="rId21"/>
                               </a:ext>
                             </a:extLst>
                           </a:blip>
@@ -1125,10 +915,10 @@
                           <pic:cNvPicPr/>
                         </pic:nvPicPr>
                         <pic:blipFill>
-                          <a:blip r:embed="rId26">
+                          <a:blip r:embed="rId22">
                             <a:extLst>
                               <a:ext uri="{96DAC541-7B7A-43D3-8B79-37D633B846F1}">
-                                <asvg:svgBlip xmlns:asvg="http://schemas.microsoft.com/office/drawing/2016/SVG/main" r:embed="rId27"/>
+                                <asvg:svgBlip xmlns:asvg="http://schemas.microsoft.com/office/drawing/2016/SVG/main" r:embed="rId23"/>
                               </a:ext>
                             </a:extLst>
                           </a:blip>
@@ -1182,10 +972,10 @@
                           <pic:cNvPicPr/>
                         </pic:nvPicPr>
                         <pic:blipFill>
-                          <a:blip r:embed="rId28">
+                          <a:blip r:embed="rId24">
                             <a:extLst>
                               <a:ext uri="{96DAC541-7B7A-43D3-8B79-37D633B846F1}">
-                                <asvg:svgBlip xmlns:asvg="http://schemas.microsoft.com/office/drawing/2016/SVG/main" r:embed="rId29"/>
+                                <asvg:svgBlip xmlns:asvg="http://schemas.microsoft.com/office/drawing/2016/SVG/main" r:embed="rId25"/>
                               </a:ext>
                             </a:extLst>
                           </a:blip>
@@ -1263,10 +1053,10 @@
                           <pic:cNvPicPr/>
                         </pic:nvPicPr>
                         <pic:blipFill>
-                          <a:blip r:embed="rId30">
+                          <a:blip r:embed="rId26">
                             <a:extLst>
                               <a:ext uri="{96DAC541-7B7A-43D3-8B79-37D633B846F1}">
-                                <asvg:svgBlip xmlns:asvg="http://schemas.microsoft.com/office/drawing/2016/SVG/main" r:embed="rId31"/>
+                                <asvg:svgBlip xmlns:asvg="http://schemas.microsoft.com/office/drawing/2016/SVG/main" r:embed="rId27"/>
                               </a:ext>
                             </a:extLst>
                           </a:blip>
@@ -1320,10 +1110,10 @@
                           <pic:cNvPicPr/>
                         </pic:nvPicPr>
                         <pic:blipFill>
-                          <a:blip r:embed="rId32">
+                          <a:blip r:embed="rId28">
                             <a:extLst>
                               <a:ext uri="{96DAC541-7B7A-43D3-8B79-37D633B846F1}">
-                                <asvg:svgBlip xmlns:asvg="http://schemas.microsoft.com/office/drawing/2016/SVG/main" r:embed="rId33"/>
+                                <asvg:svgBlip xmlns:asvg="http://schemas.microsoft.com/office/drawing/2016/SVG/main" r:embed="rId29"/>
                               </a:ext>
                             </a:extLst>
                           </a:blip>
@@ -1377,10 +1167,10 @@
                           <pic:cNvPicPr/>
                         </pic:nvPicPr>
                         <pic:blipFill>
-                          <a:blip r:embed="rId34">
+                          <a:blip r:embed="rId30">
                             <a:extLst>
                               <a:ext uri="{96DAC541-7B7A-43D3-8B79-37D633B846F1}">
-                                <asvg:svgBlip xmlns:asvg="http://schemas.microsoft.com/office/drawing/2016/SVG/main" r:embed="rId35"/>
+                                <asvg:svgBlip xmlns:asvg="http://schemas.microsoft.com/office/drawing/2016/SVG/main" r:embed="rId31"/>
                               </a:ext>
                             </a:extLst>
                           </a:blip>
@@ -1434,10 +1224,10 @@
                           <pic:cNvPicPr/>
                         </pic:nvPicPr>
                         <pic:blipFill>
-                          <a:blip r:embed="rId36">
+                          <a:blip r:embed="rId32">
                             <a:extLst>
                               <a:ext uri="{96DAC541-7B7A-43D3-8B79-37D633B846F1}">
-                                <asvg:svgBlip xmlns:asvg="http://schemas.microsoft.com/office/drawing/2016/SVG/main" r:embed="rId37"/>
+                                <asvg:svgBlip xmlns:asvg="http://schemas.microsoft.com/office/drawing/2016/SVG/main" r:embed="rId33"/>
                               </a:ext>
                             </a:extLst>
                           </a:blip>
@@ -1863,7 +1653,7 @@
                     </pic:cNvPicPr>
                   </pic:nvPicPr>
                   <pic:blipFill>
-                    <a:blip r:embed="rId38">
+                    <a:blip r:embed="rId34">
                       <a:extLst>
                         <a:ext uri="{28A0092B-C50C-407E-A947-70E740481C1C}">
                           <a14:useLocalDpi xmlns:a14="http://schemas.microsoft.com/office/drawing/2010/main" val="0"/>
@@ -2140,7 +1930,7 @@
       </w:r>
     </w:p>
     <w:sectPr>
-      <w:headerReference w:type="first" r:id="rId39"/>
+      <w:headerReference w:type="first" r:id="rId35"/>
       <w:pgSz w:w="11906" w:h="16838"/>
       <w:pgMar w:top="567" w:right="566" w:bottom="567" w:left="1417" w:header="708" w:footer="708" w:gutter="0"/>
       <w:cols w:space="708"/>
@@ -2639,6 +2429,97 @@
     </w:lvl>
   </w:abstractNum>
   <w:abstractNum w:abstractNumId="3" w15:restartNumberingAfterBreak="0">
+    <w:nsid w:val="4BB23F59"/>
+    <w:multiLevelType w:val="hybridMultilevel"/>
+    <w:tmpl w:val="5CD6D4FA"/>
+    <w:lvl w:ilvl="0" w:tplc="0CFC6694">
+      <w:start w:val="1"/>
+      <w:numFmt w:val="lowerLetter"/>
+      <w:lvlText w:val="%1."/>
+      <w:lvlJc w:val="left"/>
+      <w:pPr>
+        <w:ind w:left="720" w:hanging="360"/>
+      </w:pPr>
+      <w:rPr>
+        <w:rFonts w:hint="default"/>
+        <w:b/>
+        <w:bCs w:val="0"/>
+      </w:rPr>
+    </w:lvl>
+    <w:lvl w:ilvl="1" w:tplc="040C0019" w:tentative="1">
+      <w:start w:val="1"/>
+      <w:numFmt w:val="lowerLetter"/>
+      <w:lvlText w:val="%2."/>
+      <w:lvlJc w:val="left"/>
+      <w:pPr>
+        <w:ind w:left="1440" w:hanging="360"/>
+      </w:pPr>
+    </w:lvl>
+    <w:lvl w:ilvl="2" w:tplc="040C001B" w:tentative="1">
+      <w:start w:val="1"/>
+      <w:numFmt w:val="lowerRoman"/>
+      <w:lvlText w:val="%3."/>
+      <w:lvlJc w:val="right"/>
+      <w:pPr>
+        <w:ind w:left="2160" w:hanging="180"/>
+      </w:pPr>
+    </w:lvl>
+    <w:lvl w:ilvl="3" w:tplc="040C000F" w:tentative="1">
+      <w:start w:val="1"/>
+      <w:numFmt w:val="decimal"/>
+      <w:lvlText w:val="%4."/>
+      <w:lvlJc w:val="left"/>
+      <w:pPr>
+        <w:ind w:left="2880" w:hanging="360"/>
+      </w:pPr>
+    </w:lvl>
+    <w:lvl w:ilvl="4" w:tplc="040C0019" w:tentative="1">
+      <w:start w:val="1"/>
+      <w:numFmt w:val="lowerLetter"/>
+      <w:lvlText w:val="%5."/>
+      <w:lvlJc w:val="left"/>
+      <w:pPr>
+        <w:ind w:left="3600" w:hanging="360"/>
+      </w:pPr>
+    </w:lvl>
+    <w:lvl w:ilvl="5" w:tplc="040C001B" w:tentative="1">
+      <w:start w:val="1"/>
+      <w:numFmt w:val="lowerRoman"/>
+      <w:lvlText w:val="%6."/>
+      <w:lvlJc w:val="right"/>
+      <w:pPr>
+        <w:ind w:left="4320" w:hanging="180"/>
+      </w:pPr>
+    </w:lvl>
+    <w:lvl w:ilvl="6" w:tplc="040C000F" w:tentative="1">
+      <w:start w:val="1"/>
+      <w:numFmt w:val="decimal"/>
+      <w:lvlText w:val="%7."/>
+      <w:lvlJc w:val="left"/>
+      <w:pPr>
+        <w:ind w:left="5040" w:hanging="360"/>
+      </w:pPr>
+    </w:lvl>
+    <w:lvl w:ilvl="7" w:tplc="040C0019" w:tentative="1">
+      <w:start w:val="1"/>
+      <w:numFmt w:val="lowerLetter"/>
+      <w:lvlText w:val="%8."/>
+      <w:lvlJc w:val="left"/>
+      <w:pPr>
+        <w:ind w:left="5760" w:hanging="360"/>
+      </w:pPr>
+    </w:lvl>
+    <w:lvl w:ilvl="8" w:tplc="040C001B" w:tentative="1">
+      <w:start w:val="1"/>
+      <w:numFmt w:val="lowerRoman"/>
+      <w:lvlText w:val="%9."/>
+      <w:lvlJc w:val="right"/>
+      <w:pPr>
+        <w:ind w:left="6480" w:hanging="180"/>
+      </w:pPr>
+    </w:lvl>
+  </w:abstractNum>
+  <w:abstractNum w:abstractNumId="4" w15:restartNumberingAfterBreak="0">
     <w:nsid w:val="4BD2720B"/>
     <w:multiLevelType w:val="multilevel"/>
     <w:tmpl w:val="971A5950"/>
@@ -2759,7 +2640,7 @@
       </w:pPr>
     </w:lvl>
   </w:abstractNum>
-  <w:abstractNum w:abstractNumId="4" w15:restartNumberingAfterBreak="0">
+  <w:abstractNum w:abstractNumId="5" w15:restartNumberingAfterBreak="0">
     <w:nsid w:val="4D29559C"/>
     <w:multiLevelType w:val="hybridMultilevel"/>
     <w:tmpl w:val="3B6C2FA6"/>
@@ -2850,7 +2731,7 @@
       </w:pPr>
     </w:lvl>
   </w:abstractNum>
-  <w:abstractNum w:abstractNumId="5" w15:restartNumberingAfterBreak="0">
+  <w:abstractNum w:abstractNumId="6" w15:restartNumberingAfterBreak="0">
     <w:nsid w:val="521B0AD9"/>
     <w:multiLevelType w:val="multilevel"/>
     <w:tmpl w:val="700E2798"/>
@@ -2971,7 +2852,7 @@
       </w:pPr>
     </w:lvl>
   </w:abstractNum>
-  <w:abstractNum w:abstractNumId="6" w15:restartNumberingAfterBreak="0">
+  <w:abstractNum w:abstractNumId="7" w15:restartNumberingAfterBreak="0">
     <w:nsid w:val="58FE5D02"/>
     <w:multiLevelType w:val="hybridMultilevel"/>
     <w:tmpl w:val="601ECE0C"/>
@@ -3062,7 +2943,7 @@
       </w:pPr>
     </w:lvl>
   </w:abstractNum>
-  <w:abstractNum w:abstractNumId="7" w15:restartNumberingAfterBreak="0">
+  <w:abstractNum w:abstractNumId="8" w15:restartNumberingAfterBreak="0">
     <w:nsid w:val="6D4D693E"/>
     <w:multiLevelType w:val="multilevel"/>
     <w:tmpl w:val="D3FACF8C"/>
@@ -3179,7 +3060,7 @@
       </w:pPr>
     </w:lvl>
   </w:abstractNum>
-  <w:abstractNum w:abstractNumId="8" w15:restartNumberingAfterBreak="0">
+  <w:abstractNum w:abstractNumId="9" w15:restartNumberingAfterBreak="0">
     <w:nsid w:val="76487A28"/>
     <w:multiLevelType w:val="hybridMultilevel"/>
     <w:tmpl w:val="601ECE0C"/>
@@ -3270,7 +3151,7 @@
       </w:pPr>
     </w:lvl>
   </w:abstractNum>
-  <w:abstractNum w:abstractNumId="9" w15:restartNumberingAfterBreak="0">
+  <w:abstractNum w:abstractNumId="10" w15:restartNumberingAfterBreak="0">
     <w:nsid w:val="7BB63B7E"/>
     <w:multiLevelType w:val="hybridMultilevel"/>
     <w:tmpl w:val="3F1C69BA"/>
@@ -3384,10 +3265,10 @@
     </w:lvl>
   </w:abstractNum>
   <w:num w:numId="1" w16cid:durableId="1843206132">
-    <w:abstractNumId w:val="8"/>
+    <w:abstractNumId w:val="9"/>
   </w:num>
   <w:num w:numId="2" w16cid:durableId="1529219157">
-    <w:abstractNumId w:val="8"/>
+    <w:abstractNumId w:val="9"/>
     <w:lvlOverride w:ilvl="0">
       <w:startOverride w:val="1"/>
     </w:lvlOverride>
@@ -3417,31 +3298,34 @@
     </w:lvlOverride>
   </w:num>
   <w:num w:numId="3" w16cid:durableId="1462262397">
-    <w:abstractNumId w:val="6"/>
+    <w:abstractNumId w:val="7"/>
   </w:num>
   <w:num w:numId="4" w16cid:durableId="562906725">
     <w:abstractNumId w:val="0"/>
   </w:num>
   <w:num w:numId="5" w16cid:durableId="787702819">
-    <w:abstractNumId w:val="7"/>
+    <w:abstractNumId w:val="8"/>
   </w:num>
   <w:num w:numId="6" w16cid:durableId="1366254569">
     <w:abstractNumId w:val="2"/>
   </w:num>
   <w:num w:numId="7" w16cid:durableId="1070422740">
-    <w:abstractNumId w:val="4"/>
+    <w:abstractNumId w:val="5"/>
   </w:num>
   <w:num w:numId="8" w16cid:durableId="605237482">
     <w:abstractNumId w:val="1"/>
   </w:num>
   <w:num w:numId="9" w16cid:durableId="939676186">
-    <w:abstractNumId w:val="9"/>
+    <w:abstractNumId w:val="10"/>
   </w:num>
   <w:num w:numId="10" w16cid:durableId="1062145384">
-    <w:abstractNumId w:val="3"/>
+    <w:abstractNumId w:val="4"/>
   </w:num>
   <w:num w:numId="11" w16cid:durableId="134571518">
-    <w:abstractNumId w:val="5"/>
+    <w:abstractNumId w:val="6"/>
+  </w:num>
+  <w:num w:numId="12" w16cid:durableId="689837622">
+    <w:abstractNumId w:val="3"/>
   </w:num>
 </w:numbering>
 </file>
